--- a/labs/lab08/report/report.docx
+++ b/labs/lab08/report/report.docx
@@ -111,11 +111,11 @@
         <w:pStyle w:val="FirstParagraph"/>
       </w:pPr>
       <w:r>
-        <w:t xml:space="preserve">Ознакомление с инструментами поиска файлов и фильтрации текстовых данных. Приобретение практических навыков: по управлению процессами (и заданиями), по проверке использования диска и обслуживанию файловых систем.</w:t>
+        <w:t xml:space="preserve">Получение навыков работы с планировщиками событий cron и at.</w:t>
       </w:r>
     </w:p>
     <w:bookmarkEnd w:id="20"/>
-    <w:bookmarkStart w:id="39" w:name="выполнение-лабораторной-работы"/>
+    <w:bookmarkStart w:id="21" w:name="задание"/>
     <w:p>
       <w:pPr>
         <w:pStyle w:val="Heading1"/>
@@ -130,19 +130,139 @@
         <w:tab/>
       </w:r>
       <w:r>
-        <w:t xml:space="preserve">Выполнение лабораторной работы</w:t>
-      </w:r>
-    </w:p>
-    <w:p>
-      <w:pPr>
-        <w:pStyle w:val="Compact"/>
+        <w:t xml:space="preserve">Задание</w:t>
+      </w:r>
+    </w:p>
+    <w:p>
+      <w:pPr>
         <w:numPr>
           <w:ilvl w:val="0"/>
           <w:numId w:val="1001"/>
         </w:numPr>
       </w:pPr>
       <w:r>
-        <w:t xml:space="preserve">Осуществите вход в систему, используя соответствующее имя пользователя. Запишите в файл file.txt названия файлов, содержащихся в каталоге /etc. Допишите в этот же файл названия файлов, содержащихся в вашем домашнем каталоге (рис. 1)</w:t>
+        <w:t xml:space="preserve">Выполните задания по планированию задач с помощью crond.</w:t>
+      </w:r>
+    </w:p>
+    <w:p>
+      <w:pPr>
+        <w:numPr>
+          <w:ilvl w:val="0"/>
+          <w:numId w:val="1001"/>
+        </w:numPr>
+      </w:pPr>
+      <w:r>
+        <w:t xml:space="preserve">Выполните задания по планированию задач с помощью atd.</w:t>
+      </w:r>
+    </w:p>
+    <w:bookmarkEnd w:id="21"/>
+    <w:bookmarkStart w:id="31" w:name="выполнение-лабораторной-работы"/>
+    <w:p>
+      <w:pPr>
+        <w:pStyle w:val="Heading1"/>
+      </w:pPr>
+      <w:r>
+        <w:rPr>
+          <w:rStyle w:val="SectionNumber"/>
+        </w:rPr>
+        <w:t xml:space="preserve">3</w:t>
+      </w:r>
+      <w:r>
+        <w:tab/>
+      </w:r>
+      <w:r>
+        <w:t xml:space="preserve">Выполнение лабораторной работы</w:t>
+      </w:r>
+    </w:p>
+    <w:p>
+      <w:pPr>
+        <w:pStyle w:val="Compact"/>
+        <w:numPr>
+          <w:ilvl w:val="0"/>
+          <w:numId w:val="1002"/>
+        </w:numPr>
+      </w:pPr>
+      <w:r>
+        <w:t xml:space="preserve">Запустите терминал и получите полномочия администратора. Посмотрите статус демона crond. Посмотрите содержимое файла конфигурации. Посмотрите список заданий в расписании.</w:t>
+      </w:r>
+      <w:r>
+        <w:t xml:space="preserve"> </w:t>
+      </w:r>
+      <w:r>
+        <w:t xml:space="preserve">Ничего не отобразится, так как расписание ещё не задано.</w:t>
+      </w:r>
+      <w:r>
+        <w:t xml:space="preserve"> </w:t>
+      </w:r>
+      <w:r>
+        <w:t xml:space="preserve">Откройте файл расписания на редактирование.</w:t>
+      </w:r>
+      <w:r>
+        <w:t xml:space="preserve"> </w:t>
+      </w:r>
+      <w:r>
+        <w:t xml:space="preserve">Команда запустит интерфейс редактора (по умолчанию используется vi). Добавь-</w:t>
+      </w:r>
+      <w:r>
+        <w:t xml:space="preserve"> </w:t>
+      </w:r>
+      <w:r>
+        <w:t xml:space="preserve">те следующую строку в файл расписания (запись сообщения в системный журнал),</w:t>
+      </w:r>
+      <w:r>
+        <w:t xml:space="preserve"> </w:t>
+      </w:r>
+      <w:r>
+        <w:t xml:space="preserve">используя Ins для перехода в vi в режим ввода:</w:t>
+      </w:r>
+      <w:r>
+        <w:t xml:space="preserve"> </w:t>
+      </w:r>
+      <w:r>
+        <w:rPr>
+          <w:i/>
+          <w:iCs/>
+        </w:rPr>
+        <w:t xml:space="preserve">/1</w:t>
+      </w:r>
+      <w:r>
+        <w:rPr>
+          <w:i/>
+          <w:iCs/>
+        </w:rPr>
+        <w:t xml:space="preserve"> </w:t>
+      </w:r>
+      <w:r>
+        <w:t xml:space="preserve"> </w:t>
+      </w:r>
+      <w:r>
+        <w:t xml:space="preserve">* * * logger This message is written from root cron</w:t>
+      </w:r>
+    </w:p>
+    <w:p>
+      <w:pPr>
+        <w:pStyle w:val="FirstParagraph"/>
+      </w:pPr>
+      <w:r>
+        <w:t xml:space="preserve">Закройте сеанс редактирования vi и сохраните изменения. Посмотрите список заданий в расписании.</w:t>
+      </w:r>
+      <w:r>
+        <w:t xml:space="preserve"> </w:t>
+      </w:r>
+      <w:r>
+        <w:t xml:space="preserve">В расписании должна появиться запись о запланированном событии.</w:t>
+      </w:r>
+      <w:r>
+        <w:t xml:space="preserve"> </w:t>
+      </w:r>
+      <w:r>
+        <w:t xml:space="preserve">Не выключая систему, через некоторое время (2–3 минуты) просмотрите журнал</w:t>
+      </w:r>
+      <w:r>
+        <w:t xml:space="preserve"> </w:t>
+      </w:r>
+      <w:r>
+        <w:t xml:space="preserve">системных событий. (рис. 1)</w:t>
       </w:r>
     </w:p>
     <w:p>
@@ -152,20 +272,20 @@
       <w:r>
         <w:drawing>
           <wp:inline>
-            <wp:extent cx="3733800" cy="718884"/>
+            <wp:extent cx="3733800" cy="2408903"/>
             <wp:effectExtent b="0" l="0" r="0" t="0"/>
-            <wp:docPr descr="Записываем файлы" title="" id="22" name="Picture"/>
+            <wp:docPr descr="Смотрим журнал событий" title="" id="23" name="Picture"/>
             <a:graphic>
               <a:graphicData uri="http://schemas.openxmlformats.org/drawingml/2006/picture">
                 <pic:pic>
                   <pic:nvPicPr>
-                    <pic:cNvPr descr="image/1.png" id="23" name="Picture"/>
+                    <pic:cNvPr descr="image/1.png" id="24" name="Picture"/>
                     <pic:cNvPicPr>
                       <a:picLocks noChangeArrowheads="1" noChangeAspect="1"/>
                     </pic:cNvPicPr>
                   </pic:nvPicPr>
                   <pic:blipFill>
-                    <a:blip r:embed="rId21"/>
+                    <a:blip r:embed="rId22"/>
                     <a:stretch>
                       <a:fillRect/>
                     </a:stretch>
@@ -173,7 +293,7 @@
                   <pic:spPr bwMode="auto">
                     <a:xfrm>
                       <a:off x="0" y="0"/>
-                      <a:ext cx="3733800" cy="718884"/>
+                      <a:ext cx="3733800" cy="2408903"/>
                     </a:xfrm>
                     <a:prstGeom prst="rect">
                       <a:avLst/>
@@ -197,7 +317,7 @@
         <w:pStyle w:val="ImageCaption"/>
       </w:pPr>
       <w:r>
-        <w:t xml:space="preserve">Рис. 1: Записываем файлы</w:t>
+        <w:t xml:space="preserve">Рис. 1: Смотрим журнал событий</w:t>
       </w:r>
     </w:p>
     <w:p>
@@ -205,11 +325,47 @@
         <w:pStyle w:val="Compact"/>
         <w:numPr>
           <w:ilvl w:val="0"/>
-          <w:numId w:val="1002"/>
+          <w:numId w:val="1003"/>
         </w:numPr>
       </w:pPr>
       <w:r>
-        <w:t xml:space="preserve">Выведите имена всех файлов из file.txt, имеющих расширение .conf, после чего запишите их в новый текстовой файл conf.txt (рис. 2)</w:t>
+        <w:t xml:space="preserve">Посмотрите список заданий в расписании. Перейдите в каталог /etc/cron.hourly и создайте в нём файл сценария с именем</w:t>
+      </w:r>
+      <w:r>
+        <w:t xml:space="preserve"> </w:t>
+      </w:r>
+      <w:r>
+        <w:t xml:space="preserve">eachhour. Откройте файл eachhour для редактирования и пропишите в нём скрипт. Сделайте файл сценария eachhour исполняемым. Теперь перейдите в каталог /etc/crond.d и создайте в нём файл с расписанием</w:t>
+      </w:r>
+      <w:r>
+        <w:t xml:space="preserve"> </w:t>
+      </w:r>
+      <w:r>
+        <w:t xml:space="preserve">eachhour.</w:t>
+      </w:r>
+      <w:r>
+        <w:t xml:space="preserve"> </w:t>
+      </w:r>
+      <w:r>
+        <w:t xml:space="preserve">Откройте этот файл для редактирования и поместите в него следующее содержимое:</w:t>
+      </w:r>
+      <w:r>
+        <w:t xml:space="preserve"> </w:t>
+      </w:r>
+      <w:r>
+        <w:t xml:space="preserve">11 * * * * root logger This message is written from /etc/cron.d</w:t>
+      </w:r>
+      <w:r>
+        <w:t xml:space="preserve"> </w:t>
+      </w:r>
+      <w:r>
+        <w:t xml:space="preserve">Сохраните изменения. Не выключая систему, через некоторое время (2–3 часа) просмотрите журнал систем-</w:t>
+      </w:r>
+      <w:r>
+        <w:t xml:space="preserve"> </w:t>
+      </w:r>
+      <w:r>
+        <w:t xml:space="preserve">ных событий. (рис. 2)</w:t>
       </w:r>
     </w:p>
     <w:p>
@@ -219,20 +375,20 @@
       <w:r>
         <w:drawing>
           <wp:inline>
-            <wp:extent cx="3733800" cy="435269"/>
+            <wp:extent cx="3733800" cy="2364740"/>
             <wp:effectExtent b="0" l="0" r="0" t="0"/>
-            <wp:docPr descr="Выводим имена файлов" title="" id="25" name="Picture"/>
+            <wp:docPr descr="Смотрим изменения" title="" id="26" name="Picture"/>
             <a:graphic>
               <a:graphicData uri="http://schemas.openxmlformats.org/drawingml/2006/picture">
                 <pic:pic>
                   <pic:nvPicPr>
-                    <pic:cNvPr descr="image/2.png" id="26" name="Picture"/>
+                    <pic:cNvPr descr="image/2.png" id="27" name="Picture"/>
                     <pic:cNvPicPr>
                       <a:picLocks noChangeArrowheads="1" noChangeAspect="1"/>
                     </pic:cNvPicPr>
                   </pic:nvPicPr>
                   <pic:blipFill>
-                    <a:blip r:embed="rId24"/>
+                    <a:blip r:embed="rId25"/>
                     <a:stretch>
                       <a:fillRect/>
                     </a:stretch>
@@ -240,7 +396,7 @@
                   <pic:spPr bwMode="auto">
                     <a:xfrm>
                       <a:off x="0" y="0"/>
-                      <a:ext cx="3733800" cy="435269"/>
+                      <a:ext cx="3733800" cy="2364740"/>
                     </a:xfrm>
                     <a:prstGeom prst="rect">
                       <a:avLst/>
@@ -264,7 +420,7 @@
         <w:pStyle w:val="ImageCaption"/>
       </w:pPr>
       <w:r>
-        <w:t xml:space="preserve">Рис. 2: Выводим имена файлов</w:t>
+        <w:t xml:space="preserve">Рис. 2: Смотрим изменения</w:t>
       </w:r>
     </w:p>
     <w:p>
@@ -272,11 +428,55 @@
         <w:pStyle w:val="Compact"/>
         <w:numPr>
           <w:ilvl w:val="0"/>
-          <w:numId w:val="1003"/>
+          <w:numId w:val="1004"/>
         </w:numPr>
       </w:pPr>
       <w:r>
-        <w:t xml:space="preserve">Определите, какие файлы в вашем домашнем каталоге имеют имена, начинавшиеся с символа c? Предложите несколько вариантов, как это сделать (рис. 3)</w:t>
+        <w:t xml:space="preserve">Планирование заданий с помощью at.</w:t>
+      </w:r>
+    </w:p>
+    <w:p>
+      <w:pPr>
+        <w:pStyle w:val="FirstParagraph"/>
+      </w:pPr>
+      <w:r>
+        <w:t xml:space="preserve">Запустите терминал и получите полномочия администратора. Проверьте, что служба atd загружена и включена. Задайте выполнение команды logger message from at в 9:30 (или замените на</w:t>
+      </w:r>
+      <w:r>
+        <w:t xml:space="preserve"> </w:t>
+      </w:r>
+      <w:r>
+        <w:t xml:space="preserve">любое другое время, когда вы работаете над этим упражнением). Убедитесь, что задание действительно запланировано.</w:t>
+      </w:r>
+      <w:r>
+        <w:t xml:space="preserve"> </w:t>
+      </w:r>
+      <w:r>
+        <w:t xml:space="preserve">С помощью команды grep</w:t>
+      </w:r>
+      <w:r>
+        <w:t xml:space="preserve"> </w:t>
+      </w:r>
+      <w:r>
+        <w:t xml:space="preserve">‘</w:t>
+      </w:r>
+      <w:r>
+        <w:t xml:space="preserve">from at</w:t>
+      </w:r>
+      <w:r>
+        <w:t xml:space="preserve">’</w:t>
+      </w:r>
+      <w:r>
+        <w:t xml:space="preserve"> </w:t>
+      </w:r>
+      <w:r>
+        <w:t xml:space="preserve">/var/log/messages посмотрите, появилось</w:t>
+      </w:r>
+      <w:r>
+        <w:t xml:space="preserve"> </w:t>
+      </w:r>
+      <w:r>
+        <w:t xml:space="preserve">ли соответствующее сообщение в лог-файле в указанное вами время. (рис. 3)</w:t>
       </w:r>
     </w:p>
     <w:p>
@@ -286,20 +486,20 @@
       <w:r>
         <w:drawing>
           <wp:inline>
-            <wp:extent cx="3733800" cy="856937"/>
+            <wp:extent cx="3733800" cy="2381154"/>
             <wp:effectExtent b="0" l="0" r="0" t="0"/>
-            <wp:docPr descr="Выводим имена файлов начинающихся с символа с" title="" id="28" name="Picture"/>
+            <wp:docPr descr="Проверяем запланировалось ли задание" title="" id="29" name="Picture"/>
             <a:graphic>
               <a:graphicData uri="http://schemas.openxmlformats.org/drawingml/2006/picture">
                 <pic:pic>
                   <pic:nvPicPr>
-                    <pic:cNvPr descr="image/3.png" id="29" name="Picture"/>
+                    <pic:cNvPr descr="image/3.png" id="30" name="Picture"/>
                     <pic:cNvPicPr>
                       <a:picLocks noChangeArrowheads="1" noChangeAspect="1"/>
                     </pic:cNvPicPr>
                   </pic:nvPicPr>
                   <pic:blipFill>
-                    <a:blip r:embed="rId27"/>
+                    <a:blip r:embed="rId28"/>
                     <a:stretch>
                       <a:fillRect/>
                     </a:stretch>
@@ -307,7 +507,7 @@
                   <pic:spPr bwMode="auto">
                     <a:xfrm>
                       <a:off x="0" y="0"/>
-                      <a:ext cx="3733800" cy="856937"/>
+                      <a:ext cx="3733800" cy="2381154"/>
                     </a:xfrm>
                     <a:prstGeom prst="rect">
                       <a:avLst/>
@@ -331,239 +531,11 @@
         <w:pStyle w:val="ImageCaption"/>
       </w:pPr>
       <w:r>
-        <w:t xml:space="preserve">Рис. 3: Выводим имена файлов начинающихся с символа с</w:t>
-      </w:r>
-    </w:p>
-    <w:p>
-      <w:pPr>
-        <w:pStyle w:val="Compact"/>
-        <w:numPr>
-          <w:ilvl w:val="0"/>
-          <w:numId w:val="1004"/>
-        </w:numPr>
-      </w:pPr>
-      <w:r>
-        <w:t xml:space="preserve">Выведите на экран (по странично) имена файлов из каталога /etc, начинающиеся с символа h. Запустите в фоновом режиме процесс, который будет записывать в файл ~/logfile файлы, имена которых начинаются с log (рис. 4)</w:t>
-      </w:r>
-    </w:p>
-    <w:p>
-      <w:pPr>
-        <w:pStyle w:val="CaptionedFigure"/>
-      </w:pPr>
-      <w:r>
-        <w:drawing>
-          <wp:inline>
-            <wp:extent cx="3733800" cy="1237798"/>
-            <wp:effectExtent b="0" l="0" r="0" t="0"/>
-            <wp:docPr descr="Выводим имена файлов начинающихся с символа h и log" title="" id="31" name="Picture"/>
-            <a:graphic>
-              <a:graphicData uri="http://schemas.openxmlformats.org/drawingml/2006/picture">
-                <pic:pic>
-                  <pic:nvPicPr>
-                    <pic:cNvPr descr="image/4.png" id="32" name="Picture"/>
-                    <pic:cNvPicPr>
-                      <a:picLocks noChangeArrowheads="1" noChangeAspect="1"/>
-                    </pic:cNvPicPr>
-                  </pic:nvPicPr>
-                  <pic:blipFill>
-                    <a:blip r:embed="rId30"/>
-                    <a:stretch>
-                      <a:fillRect/>
-                    </a:stretch>
-                  </pic:blipFill>
-                  <pic:spPr bwMode="auto">
-                    <a:xfrm>
-                      <a:off x="0" y="0"/>
-                      <a:ext cx="3733800" cy="1237798"/>
-                    </a:xfrm>
-                    <a:prstGeom prst="rect">
-                      <a:avLst/>
-                    </a:prstGeom>
-                    <a:noFill/>
-                    <a:ln w="9525">
-                      <a:noFill/>
-                      <a:headEnd/>
-                      <a:tailEnd/>
-                    </a:ln>
-                  </pic:spPr>
-                </pic:pic>
-              </a:graphicData>
-            </a:graphic>
-          </wp:inline>
-        </w:drawing>
-      </w:r>
-    </w:p>
-    <w:p>
-      <w:pPr>
-        <w:pStyle w:val="ImageCaption"/>
-      </w:pPr>
-      <w:r>
-        <w:t xml:space="preserve">Рис. 4: Выводим имена файлов начинающихся с символа h и log</w:t>
-      </w:r>
-    </w:p>
-    <w:p>
-      <w:pPr>
-        <w:pStyle w:val="Compact"/>
-        <w:numPr>
-          <w:ilvl w:val="0"/>
-          <w:numId w:val="1005"/>
-        </w:numPr>
-      </w:pPr>
-      <w:r>
-        <w:t xml:space="preserve">Удалите файл ~/logfile. Запустите из консоли в фоновом режиме редактор gedit. Определите идентификатор процесса gedit, используя команду ps, конвейер и фильтр grep. Как ещё можно определить идентификатор процесса? Прочтите справку (man) команды kill, после чего используйте её для завершения процесса gedit. Выполните команды df и du, предварительно получив более подробную информацию об этих командах, с помощью команды man (рис. 5)</w:t>
-      </w:r>
-    </w:p>
-    <w:p>
-      <w:pPr>
-        <w:pStyle w:val="CaptionedFigure"/>
-      </w:pPr>
-      <w:r>
-        <w:drawing>
-          <wp:inline>
-            <wp:extent cx="3733800" cy="3149778"/>
-            <wp:effectExtent b="0" l="0" r="0" t="0"/>
-            <wp:docPr descr="Выполняем" title="" id="34" name="Picture"/>
-            <a:graphic>
-              <a:graphicData uri="http://schemas.openxmlformats.org/drawingml/2006/picture">
-                <pic:pic>
-                  <pic:nvPicPr>
-                    <pic:cNvPr descr="image/5.png" id="35" name="Picture"/>
-                    <pic:cNvPicPr>
-                      <a:picLocks noChangeArrowheads="1" noChangeAspect="1"/>
-                    </pic:cNvPicPr>
-                  </pic:nvPicPr>
-                  <pic:blipFill>
-                    <a:blip r:embed="rId33"/>
-                    <a:stretch>
-                      <a:fillRect/>
-                    </a:stretch>
-                  </pic:blipFill>
-                  <pic:spPr bwMode="auto">
-                    <a:xfrm>
-                      <a:off x="0" y="0"/>
-                      <a:ext cx="3733800" cy="3149778"/>
-                    </a:xfrm>
-                    <a:prstGeom prst="rect">
-                      <a:avLst/>
-                    </a:prstGeom>
-                    <a:noFill/>
-                    <a:ln w="9525">
-                      <a:noFill/>
-                      <a:headEnd/>
-                      <a:tailEnd/>
-                    </a:ln>
-                  </pic:spPr>
-                </pic:pic>
-              </a:graphicData>
-            </a:graphic>
-          </wp:inline>
-        </w:drawing>
-      </w:r>
-    </w:p>
-    <w:p>
-      <w:pPr>
-        <w:pStyle w:val="ImageCaption"/>
-      </w:pPr>
-      <w:r>
-        <w:t xml:space="preserve">Рис. 5: Выполняем</w:t>
-      </w:r>
-    </w:p>
-    <w:p>
-      <w:pPr>
-        <w:pStyle w:val="Compact"/>
-        <w:numPr>
-          <w:ilvl w:val="0"/>
-          <w:numId w:val="1006"/>
-        </w:numPr>
-      </w:pPr>
-      <w:r>
-        <w:t xml:space="preserve">Воспользовавшись справкой команды find, выведите имена всех директорий, имеющихся в вашем домашнем каталоге (рис. 6)</w:t>
-      </w:r>
-    </w:p>
-    <w:p>
-      <w:pPr>
-        <w:pStyle w:val="CaptionedFigure"/>
-      </w:pPr>
-      <w:r>
-        <w:drawing>
-          <wp:inline>
-            <wp:extent cx="3733800" cy="647632"/>
-            <wp:effectExtent b="0" l="0" r="0" t="0"/>
-            <wp:docPr descr="Выводим имена всех директорий" title="" id="37" name="Picture"/>
-            <a:graphic>
-              <a:graphicData uri="http://schemas.openxmlformats.org/drawingml/2006/picture">
-                <pic:pic>
-                  <pic:nvPicPr>
-                    <pic:cNvPr descr="image/6.png" id="38" name="Picture"/>
-                    <pic:cNvPicPr>
-                      <a:picLocks noChangeArrowheads="1" noChangeAspect="1"/>
-                    </pic:cNvPicPr>
-                  </pic:nvPicPr>
-                  <pic:blipFill>
-                    <a:blip r:embed="rId36"/>
-                    <a:stretch>
-                      <a:fillRect/>
-                    </a:stretch>
-                  </pic:blipFill>
-                  <pic:spPr bwMode="auto">
-                    <a:xfrm>
-                      <a:off x="0" y="0"/>
-                      <a:ext cx="3733800" cy="647632"/>
-                    </a:xfrm>
-                    <a:prstGeom prst="rect">
-                      <a:avLst/>
-                    </a:prstGeom>
-                    <a:noFill/>
-                    <a:ln w="9525">
-                      <a:noFill/>
-                      <a:headEnd/>
-                      <a:tailEnd/>
-                    </a:ln>
-                  </pic:spPr>
-                </pic:pic>
-              </a:graphicData>
-            </a:graphic>
-          </wp:inline>
-        </w:drawing>
-      </w:r>
-    </w:p>
-    <w:p>
-      <w:pPr>
-        <w:pStyle w:val="ImageCaption"/>
-      </w:pPr>
-      <w:r>
-        <w:t xml:space="preserve">Рис. 6: Выводим имена всех директорий</w:t>
-      </w:r>
-    </w:p>
-    <w:bookmarkEnd w:id="39"/>
-    <w:bookmarkStart w:id="40" w:name="выводы"/>
-    <w:p>
-      <w:pPr>
-        <w:pStyle w:val="Heading1"/>
-      </w:pPr>
-      <w:r>
-        <w:rPr>
-          <w:rStyle w:val="SectionNumber"/>
-        </w:rPr>
-        <w:t xml:space="preserve">3</w:t>
-      </w:r>
-      <w:r>
-        <w:tab/>
-      </w:r>
-      <w:r>
-        <w:t xml:space="preserve">Выводы</w:t>
-      </w:r>
-    </w:p>
-    <w:p>
-      <w:pPr>
-        <w:pStyle w:val="FirstParagraph"/>
-      </w:pPr>
-      <w:r>
-        <w:t xml:space="preserve">Мы ознакомились с инструментами поиска файлов и фильтрации текстовых данных. Приобрели практические навыки: по управлению процессами (и заданиями), по проверке использования диска и обслуживанию файловых систем.</w:t>
-      </w:r>
-    </w:p>
-    <w:bookmarkEnd w:id="40"/>
-    <w:bookmarkStart w:id="41" w:name="ответы-на-контрольные-вопросы"/>
+        <w:t xml:space="preserve">Рис. 3: Проверяем запланировалось ли задание</w:t>
+      </w:r>
+    </w:p>
+    <w:bookmarkEnd w:id="31"/>
+    <w:bookmarkStart w:id="32" w:name="выводы"/>
     <w:p>
       <w:pPr>
         <w:pStyle w:val="Heading1"/>
@@ -578,179 +550,18 @@
         <w:tab/>
       </w:r>
       <w:r>
-        <w:t xml:space="preserve">Ответы на контрольные вопросы</w:t>
-      </w:r>
-    </w:p>
-    <w:p>
-      <w:pPr>
-        <w:numPr>
-          <w:ilvl w:val="0"/>
-          <w:numId w:val="1007"/>
-        </w:numPr>
-      </w:pPr>
-      <w:r>
-        <w:t xml:space="preserve">Потоки ввода/вывода: Стандартный ввод (stdin), стандартный вывод (stdout), стандартный вывод ошибок (stderr).</w:t>
-      </w:r>
-    </w:p>
-    <w:p>
-      <w:pPr>
-        <w:pStyle w:val="BlockText"/>
-        <w:numPr>
-          <w:ilvl w:val="0"/>
-          <w:numId w:val="1007"/>
-        </w:numPr>
-      </w:pPr>
-      <w:r>
-        <w:t xml:space="preserve">vs. &gt;&gt;: &gt; перенаправляет вывод, перезаписывая файл. &gt;&gt; перенаправляет вывод, добавляя его в конец файла.</w:t>
-      </w:r>
-    </w:p>
-    <w:p>
-      <w:pPr>
-        <w:numPr>
-          <w:ilvl w:val="0"/>
-          <w:numId w:val="1007"/>
-        </w:numPr>
-      </w:pPr>
-      <w:r>
-        <w:t xml:space="preserve">Конвейер: Последовательное соединение команд, где вывод одной команды становится вводом для следующей (используется символ |).</w:t>
-      </w:r>
-    </w:p>
-    <w:p>
-      <w:pPr>
-        <w:numPr>
-          <w:ilvl w:val="0"/>
-          <w:numId w:val="1007"/>
-        </w:numPr>
-      </w:pPr>
-      <w:r>
-        <w:t xml:space="preserve">Процесс vs. Программа: Программа - это набор инструкций. Процесс - это выполняющийся экземпляр программы.</w:t>
-      </w:r>
-    </w:p>
-    <w:p>
-      <w:pPr>
-        <w:numPr>
-          <w:ilvl w:val="0"/>
-          <w:numId w:val="1007"/>
-        </w:numPr>
-      </w:pPr>
-      <w:r>
-        <w:t xml:space="preserve">PID и GID: PID - идентификатор процесса. GID - идентификатор группы.</w:t>
-      </w:r>
-    </w:p>
-    <w:p>
-      <w:pPr>
-        <w:numPr>
-          <w:ilvl w:val="0"/>
-          <w:numId w:val="1007"/>
-        </w:numPr>
-      </w:pPr>
-      <w:r>
-        <w:t xml:space="preserve">Задачи и управление: Задачи - фоновые процессы. Управление: bg (запустить в фоне), fg (вернуть на передний план), jobs (список).</w:t>
-      </w:r>
-    </w:p>
-    <w:p>
-      <w:pPr>
-        <w:numPr>
-          <w:ilvl w:val="0"/>
-          <w:numId w:val="1007"/>
-        </w:numPr>
-      </w:pPr>
-      <w:r>
-        <w:t xml:space="preserve">top/htop: Мониторинг процессов. top - стандартная, htop - интерактивная с удобным интерфейсом.</w:t>
-      </w:r>
-    </w:p>
-    <w:p>
-      <w:pPr>
-        <w:numPr>
-          <w:ilvl w:val="0"/>
-          <w:numId w:val="1007"/>
-        </w:numPr>
-      </w:pPr>
-      <w:r>
-        <w:t xml:space="preserve">Поиск файлов: find. Пример: find /path/to/search -name</w:t>
-      </w:r>
-      <w:r>
-        <w:t xml:space="preserve"> </w:t>
-      </w:r>
-      <w:r>
-        <w:t xml:space="preserve">“</w:t>
-      </w:r>
-      <w:r>
-        <w:t xml:space="preserve">filename.txt</w:t>
-      </w:r>
-      <w:r>
-        <w:t xml:space="preserve">”</w:t>
-      </w:r>
-      <w:r>
-        <w:t xml:space="preserve"> </w:t>
-      </w:r>
-      <w:r>
-        <w:t xml:space="preserve">(поиск по имени). Характеристика: поиск файлов по разным критериям (имя, размер, тип, дата и т.д.).</w:t>
-      </w:r>
-    </w:p>
-    <w:p>
-      <w:pPr>
-        <w:numPr>
-          <w:ilvl w:val="0"/>
-          <w:numId w:val="1007"/>
-        </w:numPr>
-      </w:pPr>
-      <w:r>
-        <w:t xml:space="preserve">Поиск по содержанию: Да, с помощью grep. Пример: grep</w:t>
-      </w:r>
-      <w:r>
-        <w:t xml:space="preserve"> </w:t>
-      </w:r>
-      <w:r>
-        <w:t xml:space="preserve">“</w:t>
-      </w:r>
-      <w:r>
-        <w:t xml:space="preserve">search_string</w:t>
-      </w:r>
-      <w:r>
-        <w:t xml:space="preserve">”</w:t>
-      </w:r>
-      <w:r>
-        <w:t xml:space="preserve"> </w:t>
-      </w:r>
-      <w:r>
-        <w:t xml:space="preserve">/path/to/file.</w:t>
-      </w:r>
-    </w:p>
-    <w:p>
-      <w:pPr>
-        <w:numPr>
-          <w:ilvl w:val="0"/>
-          <w:numId w:val="1007"/>
-        </w:numPr>
-      </w:pPr>
-      <w:r>
-        <w:t xml:space="preserve">Свободная память (диск): df -h.</w:t>
-      </w:r>
-    </w:p>
-    <w:p>
-      <w:pPr>
-        <w:numPr>
-          <w:ilvl w:val="0"/>
-          <w:numId w:val="1007"/>
-        </w:numPr>
-      </w:pPr>
-      <w:r>
-        <w:t xml:space="preserve">Объем домашнего каталога: du -sh ~.</w:t>
-      </w:r>
-    </w:p>
-    <w:p>
-      <w:pPr>
-        <w:numPr>
-          <w:ilvl w:val="0"/>
-          <w:numId w:val="1007"/>
-        </w:numPr>
-      </w:pPr>
-      <w:r>
-        <w:t xml:space="preserve">Удаление зависшего процесса: kill -9 PID (где PID - идентификатор процесса).</w:t>
-      </w:r>
-    </w:p>
-    <w:bookmarkEnd w:id="41"/>
+        <w:t xml:space="preserve">Выводы</w:t>
+      </w:r>
+    </w:p>
+    <w:p>
+      <w:pPr>
+        <w:pStyle w:val="FirstParagraph"/>
+      </w:pPr>
+      <w:r>
+        <w:t xml:space="preserve">Мы получили навыки работы с планировщиками событий cron и at.</w:t>
+      </w:r>
+    </w:p>
+    <w:bookmarkEnd w:id="32"/>
     <w:sectPr/>
   </w:body>
 </w:document>
@@ -1112,261 +923,6 @@
       </w:pPr>
     </w:lvl>
   </w:abstractNum>
-  <w:abstractNum w:abstractNumId="99414">
-    <w:nsid w:val="00A99414"/>
-    <w:multiLevelType w:val="multilevel"/>
-    <w:lvl w:ilvl="0">
-      <w:start w:val="4"/>
-      <w:numFmt w:val="decimal"/>
-      <w:lvlText w:val="%1."/>
-      <w:lvlJc w:val="left"/>
-      <w:pPr>
-        <w:ind w:left="720" w:hanging="480"/>
-      </w:pPr>
-    </w:lvl>
-    <w:lvl w:ilvl="1">
-      <w:start w:val="4"/>
-      <w:numFmt w:val="decimal"/>
-      <w:lvlText w:val="%2."/>
-      <w:lvlJc w:val="left"/>
-      <w:pPr>
-        <w:ind w:left="1440" w:hanging="480"/>
-      </w:pPr>
-    </w:lvl>
-    <w:lvl w:ilvl="2">
-      <w:start w:val="4"/>
-      <w:numFmt w:val="decimal"/>
-      <w:lvlText w:val="%3."/>
-      <w:lvlJc w:val="left"/>
-      <w:pPr>
-        <w:ind w:left="2160" w:hanging="480"/>
-      </w:pPr>
-    </w:lvl>
-    <w:lvl w:ilvl="3">
-      <w:start w:val="4"/>
-      <w:numFmt w:val="decimal"/>
-      <w:lvlText w:val="%4."/>
-      <w:lvlJc w:val="left"/>
-      <w:pPr>
-        <w:ind w:left="2880" w:hanging="480"/>
-      </w:pPr>
-    </w:lvl>
-    <w:lvl w:ilvl="4">
-      <w:start w:val="4"/>
-      <w:numFmt w:val="decimal"/>
-      <w:lvlText w:val="%5."/>
-      <w:lvlJc w:val="left"/>
-      <w:pPr>
-        <w:ind w:left="3600" w:hanging="480"/>
-      </w:pPr>
-    </w:lvl>
-    <w:lvl w:ilvl="5">
-      <w:start w:val="4"/>
-      <w:numFmt w:val="decimal"/>
-      <w:lvlText w:val="%6."/>
-      <w:lvlJc w:val="left"/>
-      <w:pPr>
-        <w:ind w:left="4320" w:hanging="480"/>
-      </w:pPr>
-    </w:lvl>
-    <w:lvl w:ilvl="6">
-      <w:start w:val="4"/>
-      <w:numFmt w:val="decimal"/>
-      <w:lvlText w:val="%7."/>
-      <w:lvlJc w:val="left"/>
-      <w:pPr>
-        <w:ind w:left="5040" w:hanging="480"/>
-      </w:pPr>
-    </w:lvl>
-    <w:lvl w:ilvl="7">
-      <w:start w:val="4"/>
-      <w:numFmt w:val="decimal"/>
-      <w:lvlText w:val="%8."/>
-      <w:lvlJc w:val="left"/>
-      <w:pPr>
-        <w:ind w:left="5760" w:hanging="480"/>
-      </w:pPr>
-    </w:lvl>
-    <w:lvl w:ilvl="8">
-      <w:start w:val="4"/>
-      <w:numFmt w:val="decimal"/>
-      <w:lvlText w:val="%9."/>
-      <w:lvlJc w:val="left"/>
-      <w:pPr>
-        <w:ind w:left="6480" w:hanging="480"/>
-      </w:pPr>
-    </w:lvl>
-  </w:abstractNum>
-  <w:abstractNum w:abstractNumId="99415">
-    <w:nsid w:val="00A99415"/>
-    <w:multiLevelType w:val="multilevel"/>
-    <w:lvl w:ilvl="0">
-      <w:start w:val="5"/>
-      <w:numFmt w:val="decimal"/>
-      <w:lvlText w:val="%1."/>
-      <w:lvlJc w:val="left"/>
-      <w:pPr>
-        <w:ind w:left="720" w:hanging="480"/>
-      </w:pPr>
-    </w:lvl>
-    <w:lvl w:ilvl="1">
-      <w:start w:val="5"/>
-      <w:numFmt w:val="decimal"/>
-      <w:lvlText w:val="%2."/>
-      <w:lvlJc w:val="left"/>
-      <w:pPr>
-        <w:ind w:left="1440" w:hanging="480"/>
-      </w:pPr>
-    </w:lvl>
-    <w:lvl w:ilvl="2">
-      <w:start w:val="5"/>
-      <w:numFmt w:val="decimal"/>
-      <w:lvlText w:val="%3."/>
-      <w:lvlJc w:val="left"/>
-      <w:pPr>
-        <w:ind w:left="2160" w:hanging="480"/>
-      </w:pPr>
-    </w:lvl>
-    <w:lvl w:ilvl="3">
-      <w:start w:val="5"/>
-      <w:numFmt w:val="decimal"/>
-      <w:lvlText w:val="%4."/>
-      <w:lvlJc w:val="left"/>
-      <w:pPr>
-        <w:ind w:left="2880" w:hanging="480"/>
-      </w:pPr>
-    </w:lvl>
-    <w:lvl w:ilvl="4">
-      <w:start w:val="5"/>
-      <w:numFmt w:val="decimal"/>
-      <w:lvlText w:val="%5."/>
-      <w:lvlJc w:val="left"/>
-      <w:pPr>
-        <w:ind w:left="3600" w:hanging="480"/>
-      </w:pPr>
-    </w:lvl>
-    <w:lvl w:ilvl="5">
-      <w:start w:val="5"/>
-      <w:numFmt w:val="decimal"/>
-      <w:lvlText w:val="%6."/>
-      <w:lvlJc w:val="left"/>
-      <w:pPr>
-        <w:ind w:left="4320" w:hanging="480"/>
-      </w:pPr>
-    </w:lvl>
-    <w:lvl w:ilvl="6">
-      <w:start w:val="5"/>
-      <w:numFmt w:val="decimal"/>
-      <w:lvlText w:val="%7."/>
-      <w:lvlJc w:val="left"/>
-      <w:pPr>
-        <w:ind w:left="5040" w:hanging="480"/>
-      </w:pPr>
-    </w:lvl>
-    <w:lvl w:ilvl="7">
-      <w:start w:val="5"/>
-      <w:numFmt w:val="decimal"/>
-      <w:lvlText w:val="%8."/>
-      <w:lvlJc w:val="left"/>
-      <w:pPr>
-        <w:ind w:left="5760" w:hanging="480"/>
-      </w:pPr>
-    </w:lvl>
-    <w:lvl w:ilvl="8">
-      <w:start w:val="5"/>
-      <w:numFmt w:val="decimal"/>
-      <w:lvlText w:val="%9."/>
-      <w:lvlJc w:val="left"/>
-      <w:pPr>
-        <w:ind w:left="6480" w:hanging="480"/>
-      </w:pPr>
-    </w:lvl>
-  </w:abstractNum>
-  <w:abstractNum w:abstractNumId="99416">
-    <w:nsid w:val="00A99416"/>
-    <w:multiLevelType w:val="multilevel"/>
-    <w:lvl w:ilvl="0">
-      <w:start w:val="6"/>
-      <w:numFmt w:val="decimal"/>
-      <w:lvlText w:val="%1."/>
-      <w:lvlJc w:val="left"/>
-      <w:pPr>
-        <w:ind w:left="720" w:hanging="480"/>
-      </w:pPr>
-    </w:lvl>
-    <w:lvl w:ilvl="1">
-      <w:start w:val="6"/>
-      <w:numFmt w:val="decimal"/>
-      <w:lvlText w:val="%2."/>
-      <w:lvlJc w:val="left"/>
-      <w:pPr>
-        <w:ind w:left="1440" w:hanging="480"/>
-      </w:pPr>
-    </w:lvl>
-    <w:lvl w:ilvl="2">
-      <w:start w:val="6"/>
-      <w:numFmt w:val="decimal"/>
-      <w:lvlText w:val="%3."/>
-      <w:lvlJc w:val="left"/>
-      <w:pPr>
-        <w:ind w:left="2160" w:hanging="480"/>
-      </w:pPr>
-    </w:lvl>
-    <w:lvl w:ilvl="3">
-      <w:start w:val="6"/>
-      <w:numFmt w:val="decimal"/>
-      <w:lvlText w:val="%4."/>
-      <w:lvlJc w:val="left"/>
-      <w:pPr>
-        <w:ind w:left="2880" w:hanging="480"/>
-      </w:pPr>
-    </w:lvl>
-    <w:lvl w:ilvl="4">
-      <w:start w:val="6"/>
-      <w:numFmt w:val="decimal"/>
-      <w:lvlText w:val="%5."/>
-      <w:lvlJc w:val="left"/>
-      <w:pPr>
-        <w:ind w:left="3600" w:hanging="480"/>
-      </w:pPr>
-    </w:lvl>
-    <w:lvl w:ilvl="5">
-      <w:start w:val="6"/>
-      <w:numFmt w:val="decimal"/>
-      <w:lvlText w:val="%6."/>
-      <w:lvlJc w:val="left"/>
-      <w:pPr>
-        <w:ind w:left="4320" w:hanging="480"/>
-      </w:pPr>
-    </w:lvl>
-    <w:lvl w:ilvl="6">
-      <w:start w:val="6"/>
-      <w:numFmt w:val="decimal"/>
-      <w:lvlText w:val="%7."/>
-      <w:lvlJc w:val="left"/>
-      <w:pPr>
-        <w:ind w:left="5040" w:hanging="480"/>
-      </w:pPr>
-    </w:lvl>
-    <w:lvl w:ilvl="7">
-      <w:start w:val="6"/>
-      <w:numFmt w:val="decimal"/>
-      <w:lvlText w:val="%8."/>
-      <w:lvlJc w:val="left"/>
-      <w:pPr>
-        <w:ind w:left="5760" w:hanging="480"/>
-      </w:pPr>
-    </w:lvl>
-    <w:lvl w:ilvl="8">
-      <w:start w:val="6"/>
-      <w:numFmt w:val="decimal"/>
-      <w:lvlText w:val="%9."/>
-      <w:lvlJc w:val="left"/>
-      <w:pPr>
-        <w:ind w:left="6480" w:hanging="480"/>
-      </w:pPr>
-    </w:lvl>
-  </w:abstractNum>
   <w:num w:numId="1000">
     <w:abstractNumId w:val="990"/>
   </w:num>
@@ -1401,6 +957,36 @@
     </w:lvlOverride>
   </w:num>
   <w:num w:numId="1002">
+    <w:abstractNumId w:val="99411"/>
+    <w:lvlOverride w:ilvl="0">
+      <w:startOverride w:val="1"/>
+    </w:lvlOverride>
+    <w:lvlOverride w:ilvl="1">
+      <w:startOverride w:val="1"/>
+    </w:lvlOverride>
+    <w:lvlOverride w:ilvl="2">
+      <w:startOverride w:val="1"/>
+    </w:lvlOverride>
+    <w:lvlOverride w:ilvl="3">
+      <w:startOverride w:val="1"/>
+    </w:lvlOverride>
+    <w:lvlOverride w:ilvl="4">
+      <w:startOverride w:val="1"/>
+    </w:lvlOverride>
+    <w:lvlOverride w:ilvl="5">
+      <w:startOverride w:val="1"/>
+    </w:lvlOverride>
+    <w:lvlOverride w:ilvl="6">
+      <w:startOverride w:val="1"/>
+    </w:lvlOverride>
+    <w:lvlOverride w:ilvl="7">
+      <w:startOverride w:val="1"/>
+    </w:lvlOverride>
+    <w:lvlOverride w:ilvl="8">
+      <w:startOverride w:val="1"/>
+    </w:lvlOverride>
+  </w:num>
+  <w:num w:numId="1003">
     <w:abstractNumId w:val="99412"/>
     <w:lvlOverride w:ilvl="0">
       <w:startOverride w:val="2"/>
@@ -1430,7 +1016,7 @@
       <w:startOverride w:val="2"/>
     </w:lvlOverride>
   </w:num>
-  <w:num w:numId="1003">
+  <w:num w:numId="1004">
     <w:abstractNumId w:val="99413"/>
     <w:lvlOverride w:ilvl="0">
       <w:startOverride w:val="3"/>
@@ -1458,126 +1044,6 @@
     </w:lvlOverride>
     <w:lvlOverride w:ilvl="8">
       <w:startOverride w:val="3"/>
-    </w:lvlOverride>
-  </w:num>
-  <w:num w:numId="1004">
-    <w:abstractNumId w:val="99414"/>
-    <w:lvlOverride w:ilvl="0">
-      <w:startOverride w:val="4"/>
-    </w:lvlOverride>
-    <w:lvlOverride w:ilvl="1">
-      <w:startOverride w:val="4"/>
-    </w:lvlOverride>
-    <w:lvlOverride w:ilvl="2">
-      <w:startOverride w:val="4"/>
-    </w:lvlOverride>
-    <w:lvlOverride w:ilvl="3">
-      <w:startOverride w:val="4"/>
-    </w:lvlOverride>
-    <w:lvlOverride w:ilvl="4">
-      <w:startOverride w:val="4"/>
-    </w:lvlOverride>
-    <w:lvlOverride w:ilvl="5">
-      <w:startOverride w:val="4"/>
-    </w:lvlOverride>
-    <w:lvlOverride w:ilvl="6">
-      <w:startOverride w:val="4"/>
-    </w:lvlOverride>
-    <w:lvlOverride w:ilvl="7">
-      <w:startOverride w:val="4"/>
-    </w:lvlOverride>
-    <w:lvlOverride w:ilvl="8">
-      <w:startOverride w:val="4"/>
-    </w:lvlOverride>
-  </w:num>
-  <w:num w:numId="1005">
-    <w:abstractNumId w:val="99415"/>
-    <w:lvlOverride w:ilvl="0">
-      <w:startOverride w:val="5"/>
-    </w:lvlOverride>
-    <w:lvlOverride w:ilvl="1">
-      <w:startOverride w:val="5"/>
-    </w:lvlOverride>
-    <w:lvlOverride w:ilvl="2">
-      <w:startOverride w:val="5"/>
-    </w:lvlOverride>
-    <w:lvlOverride w:ilvl="3">
-      <w:startOverride w:val="5"/>
-    </w:lvlOverride>
-    <w:lvlOverride w:ilvl="4">
-      <w:startOverride w:val="5"/>
-    </w:lvlOverride>
-    <w:lvlOverride w:ilvl="5">
-      <w:startOverride w:val="5"/>
-    </w:lvlOverride>
-    <w:lvlOverride w:ilvl="6">
-      <w:startOverride w:val="5"/>
-    </w:lvlOverride>
-    <w:lvlOverride w:ilvl="7">
-      <w:startOverride w:val="5"/>
-    </w:lvlOverride>
-    <w:lvlOverride w:ilvl="8">
-      <w:startOverride w:val="5"/>
-    </w:lvlOverride>
-  </w:num>
-  <w:num w:numId="1006">
-    <w:abstractNumId w:val="99416"/>
-    <w:lvlOverride w:ilvl="0">
-      <w:startOverride w:val="6"/>
-    </w:lvlOverride>
-    <w:lvlOverride w:ilvl="1">
-      <w:startOverride w:val="6"/>
-    </w:lvlOverride>
-    <w:lvlOverride w:ilvl="2">
-      <w:startOverride w:val="6"/>
-    </w:lvlOverride>
-    <w:lvlOverride w:ilvl="3">
-      <w:startOverride w:val="6"/>
-    </w:lvlOverride>
-    <w:lvlOverride w:ilvl="4">
-      <w:startOverride w:val="6"/>
-    </w:lvlOverride>
-    <w:lvlOverride w:ilvl="5">
-      <w:startOverride w:val="6"/>
-    </w:lvlOverride>
-    <w:lvlOverride w:ilvl="6">
-      <w:startOverride w:val="6"/>
-    </w:lvlOverride>
-    <w:lvlOverride w:ilvl="7">
-      <w:startOverride w:val="6"/>
-    </w:lvlOverride>
-    <w:lvlOverride w:ilvl="8">
-      <w:startOverride w:val="6"/>
-    </w:lvlOverride>
-  </w:num>
-  <w:num w:numId="1007">
-    <w:abstractNumId w:val="99411"/>
-    <w:lvlOverride w:ilvl="0">
-      <w:startOverride w:val="1"/>
-    </w:lvlOverride>
-    <w:lvlOverride w:ilvl="1">
-      <w:startOverride w:val="1"/>
-    </w:lvlOverride>
-    <w:lvlOverride w:ilvl="2">
-      <w:startOverride w:val="1"/>
-    </w:lvlOverride>
-    <w:lvlOverride w:ilvl="3">
-      <w:startOverride w:val="1"/>
-    </w:lvlOverride>
-    <w:lvlOverride w:ilvl="4">
-      <w:startOverride w:val="1"/>
-    </w:lvlOverride>
-    <w:lvlOverride w:ilvl="5">
-      <w:startOverride w:val="1"/>
-    </w:lvlOverride>
-    <w:lvlOverride w:ilvl="6">
-      <w:startOverride w:val="1"/>
-    </w:lvlOverride>
-    <w:lvlOverride w:ilvl="7">
-      <w:startOverride w:val="1"/>
-    </w:lvlOverride>
-    <w:lvlOverride w:ilvl="8">
-      <w:startOverride w:val="1"/>
     </w:lvlOverride>
   </w:num>
 </w:numbering>
